--- a/Word/Module 2/DOCX/Exercices/M2_01_Exercice_Personnalisation.docx
+++ b/Word/Module 2/DOCX/Exercices/M2_01_Exercice_Personnalisation.docx
@@ -5,58 +5,107 @@
     <w:p>
       <w:pPr>
         <w:pStyle w:val="Title"/>
+        <w:spacing w:after="160" w:before="0"/>
       </w:pPr>
       <w:r>
+        <w:rPr>
+          <w:rFonts w:ascii="Calibri" w:hAnsi="Calibri" w:eastAsia="Calibri"/>
+          <w:sz w:val="22"/>
+        </w:rPr>
         <w:t>Personnaliser Word - document de test</w:t>
       </w:r>
     </w:p>
     <w:p>
+      <w:pPr>
+        <w:spacing w:after="240" w:before="0"/>
+      </w:pPr>
       <w:r>
         <w:rPr>
+          <w:rFonts w:ascii="Calibri" w:hAnsi="Calibri" w:eastAsia="Calibri"/>
           <w:i/>
+          <w:color w:val="666666"/>
+          <w:sz w:val="22"/>
         </w:rPr>
-        <w:t>Consigne : définissez la police et les marges par défaut, ajoutez 3 commandes à la barre d'accès rapide, créez une correction automatique (ex. 'chc' -&gt; 'CHC - Service Formation'), enregistrez le bloc de signature ci-dessous comme QuickPart réutilisable, puis exportez ce document en PDF.</w:t>
+        <w:t>Consigne : définissez une police et des marges par défaut, ajoutez 3 commandes à la barre d'accès rapide, créez une correction automatique chc → CHC - Service Formation, transformez le bloc de signature en QuickPart, réinsérez-le plus bas pour vérifier la réutilisation, puis exportez le document en PDF.</w:t>
       </w:r>
     </w:p>
     <w:p>
       <w:pPr>
         <w:pStyle w:val="Heading1"/>
+        <w:spacing w:after="160" w:before="0"/>
       </w:pPr>
       <w:r>
+        <w:rPr>
+          <w:rFonts w:ascii="Calibri" w:hAnsi="Calibri" w:eastAsia="Calibri"/>
+          <w:sz w:val="22"/>
+        </w:rPr>
         <w:t>Bloc de signature à transformer en QuickPart :</w:t>
       </w:r>
     </w:p>
     <w:p>
+      <w:pPr>
+        <w:spacing w:after="0" w:before="0"/>
+      </w:pPr>
       <w:r>
+        <w:rPr>
+          <w:rFonts w:ascii="Calibri" w:hAnsi="Calibri" w:eastAsia="Calibri"/>
+          <w:sz w:val="22"/>
+        </w:rPr>
         <w:t>CHC - Service Formation</w:t>
       </w:r>
     </w:p>
     <w:p>
+      <w:pPr>
+        <w:spacing w:after="0" w:before="0"/>
+      </w:pPr>
       <w:r>
+        <w:rPr>
+          <w:rFonts w:ascii="Calibri" w:hAnsi="Calibri" w:eastAsia="Calibri"/>
+          <w:sz w:val="22"/>
+        </w:rPr>
         <w:t>Rue de Hesbaye 75 - 4000 Liège</w:t>
       </w:r>
     </w:p>
     <w:p>
+      <w:pPr>
+        <w:spacing w:after="240" w:before="0"/>
+      </w:pPr>
       <w:r>
+        <w:rPr>
+          <w:rFonts w:ascii="Calibri" w:hAnsi="Calibri" w:eastAsia="Calibri"/>
+          <w:sz w:val="22"/>
+        </w:rPr>
         <w:t>formation@chc.be</w:t>
       </w:r>
     </w:p>
     <w:p>
       <w:pPr>
         <w:pStyle w:val="Heading1"/>
+        <w:spacing w:after="160" w:before="0"/>
       </w:pPr>
       <w:r>
+        <w:rPr>
+          <w:rFonts w:ascii="Calibri" w:hAnsi="Calibri" w:eastAsia="Calibri"/>
+          <w:sz w:val="22"/>
+        </w:rPr>
         <w:t>Texte à tester avec la correction automatique :</w:t>
       </w:r>
     </w:p>
     <w:p>
+      <w:pPr>
+        <w:spacing w:after="160" w:before="0"/>
+      </w:pPr>
       <w:r>
+        <w:rPr>
+          <w:rFonts w:ascii="Calibri" w:hAnsi="Calibri" w:eastAsia="Calibri"/>
+          <w:sz w:val="22"/>
+        </w:rPr>
         <w:t>Tapez chc puis espace pour vérifier que la correction automatique développe le texte.</w:t>
       </w:r>
     </w:p>
     <w:sectPr>
-      <w:pgSz w:w="12240" w:h="15840"/>
-      <w:pgMar w:top="1440" w:right="1800" w:bottom="1440" w:left="1800" w:header="720" w:footer="720" w:gutter="0"/>
+      <w:pgSz w:w="11906" w:h="16838"/>
+      <w:pgMar w:top="1134" w:right="1417" w:bottom="1134" w:left="1417" w:header="720" w:footer="720" w:gutter="0"/>
       <w:cols w:space="720"/>
       <w:docGrid w:linePitch="360"/>
     </w:sectPr>
